--- a/inbox/Application Aware Networking/Book_08_Federal_Application_Aware_Networking_Vulnerability_Management.docx
+++ b/inbox/Application Aware Networking/Book_08_Federal_Application_Aware_Networking_Vulnerability_Management.docx
@@ -1982,7 +1982,7 @@
               </w:rPr>
               <w:drawing>
                 <wp:inline distT="0" distB="0" distL="0" distR="0" wp14:anchorId="33352323" wp14:editId="1891C032">
-                  <wp:extent cx="152400" cy="152400"/>
+                  <wp:extent cx="6858000" cy="6858000"/>
                   <wp:effectExtent l="0" t="0" r="0" b="0"/>
                   <wp:docPr id="10" name="Picture"/>
                   <wp:cNvGraphicFramePr/>
@@ -2004,7 +2004,7 @@
                         <pic:spPr bwMode="auto">
                           <a:xfrm>
                             <a:off x="0" y="0"/>
-                            <a:ext cx="152400" cy="152400"/>
+                            <a:ext cx="6858000" cy="6858000"/>
                           </a:xfrm>
                           <a:prstGeom prst="rect">
                             <a:avLst/>
@@ -2151,7 +2151,7 @@
         </w:rPr>
         <w:drawing>
           <wp:inline distT="0" distB="0" distL="0" distR="0" wp14:anchorId="2A8706C5" wp14:editId="191B8DC8">
-            <wp:extent cx="5334000" cy="2051538"/>
+            <wp:extent cx="6858000" cy="2637692"/>
             <wp:effectExtent l="0" t="0" r="0" b="0"/>
             <wp:docPr id="13" name="Picture" descr="Defender VM and Arc scanning: agent channel and data flow from enrolled servers through Azure Monitor to Defender VM to KEV cross-reference and patch queue"/>
             <wp:cNvGraphicFramePr/>
@@ -2173,7 +2173,7 @@
                   <pic:spPr bwMode="auto">
                     <a:xfrm>
                       <a:off x="0" y="0"/>
-                      <a:ext cx="5334000" cy="2051538"/>
+                      <a:ext cx="6858000" cy="2637692"/>
                     </a:xfrm>
                     <a:prstGeom prst="rect">
                       <a:avLst/>
@@ -3158,7 +3158,7 @@
               </w:rPr>
               <w:drawing>
                 <wp:inline distT="0" distB="0" distL="0" distR="0" wp14:anchorId="13D46CFD" wp14:editId="5765CFA5">
-                  <wp:extent cx="152400" cy="152400"/>
+                  <wp:extent cx="6858000" cy="6858000"/>
                   <wp:effectExtent l="0" t="0" r="0" b="0"/>
                   <wp:docPr id="19" name="Picture"/>
                   <wp:cNvGraphicFramePr/>
@@ -3180,7 +3180,7 @@
                         <pic:spPr bwMode="auto">
                           <a:xfrm>
                             <a:off x="0" y="0"/>
-                            <a:ext cx="152400" cy="152400"/>
+                            <a:ext cx="6858000" cy="6858000"/>
                           </a:xfrm>
                           <a:prstGeom prst="rect">
                             <a:avLst/>
@@ -4272,7 +4272,7 @@
               </w:rPr>
               <w:drawing>
                 <wp:inline distT="0" distB="0" distL="0" distR="0" wp14:anchorId="46658CD1" wp14:editId="40D81840">
-                  <wp:extent cx="152400" cy="152400"/>
+                  <wp:extent cx="6858000" cy="6858000"/>
                   <wp:effectExtent l="0" t="0" r="0" b="0"/>
                   <wp:docPr id="25" name="Picture"/>
                   <wp:cNvGraphicFramePr/>
@@ -4294,7 +4294,7 @@
                         <pic:spPr bwMode="auto">
                           <a:xfrm>
                             <a:off x="0" y="0"/>
-                            <a:ext cx="152400" cy="152400"/>
+                            <a:ext cx="6858000" cy="6858000"/>
                           </a:xfrm>
                           <a:prstGeom prst="rect">
                             <a:avLst/>
@@ -8178,7 +8178,7 @@
               </w:rPr>
               <w:drawing>
                 <wp:inline distT="0" distB="0" distL="0" distR="0" wp14:anchorId="3D271F6C" wp14:editId="20ED59B6">
-                  <wp:extent cx="152400" cy="152400"/>
+                  <wp:extent cx="6858000" cy="6858000"/>
                   <wp:effectExtent l="0" t="0" r="0" b="0"/>
                   <wp:docPr id="28" name="Picture"/>
                   <wp:cNvGraphicFramePr/>
@@ -8200,7 +8200,7 @@
                         <pic:spPr bwMode="auto">
                           <a:xfrm>
                             <a:off x="0" y="0"/>
-                            <a:ext cx="152400" cy="152400"/>
+                            <a:ext cx="6858000" cy="6858000"/>
                           </a:xfrm>
                           <a:prstGeom prst="rect">
                             <a:avLst/>
@@ -18662,7 +18662,7 @@
         </w:rPr>
         <w:drawing>
           <wp:inline distT="0" distB="0" distL="0" distR="0" wp14:anchorId="688B96E4" wp14:editId="4E2894E0">
-            <wp:extent cx="5334000" cy="2154115"/>
+            <wp:extent cx="6858000" cy="2769576"/>
             <wp:effectExtent l="0" t="0" r="0" b="0"/>
             <wp:docPr id="34" name="Picture" descr="CISA KEV to patch queue: daily pull, CVE cross-reference, and SLA-prioritized queue output"/>
             <wp:cNvGraphicFramePr/>
@@ -18684,7 +18684,7 @@
                   <pic:spPr bwMode="auto">
                     <a:xfrm>
                       <a:off x="0" y="0"/>
-                      <a:ext cx="5334000" cy="2154115"/>
+                      <a:ext cx="6858000" cy="2769576"/>
                     </a:xfrm>
                     <a:prstGeom prst="rect">
                       <a:avLst/>
@@ -18765,7 +18765,7 @@
               </w:rPr>
               <w:drawing>
                 <wp:inline distT="0" distB="0" distL="0" distR="0" wp14:anchorId="05E42C5F" wp14:editId="1D86E792">
-                  <wp:extent cx="152400" cy="152400"/>
+                  <wp:extent cx="6858000" cy="6858000"/>
                   <wp:effectExtent l="0" t="0" r="0" b="0"/>
                   <wp:docPr id="36" name="Picture"/>
                   <wp:cNvGraphicFramePr/>
@@ -18787,7 +18787,7 @@
                         <pic:spPr bwMode="auto">
                           <a:xfrm>
                             <a:off x="0" y="0"/>
-                            <a:ext cx="152400" cy="152400"/>
+                            <a:ext cx="6858000" cy="6858000"/>
                           </a:xfrm>
                           <a:prstGeom prst="rect">
                             <a:avLst/>
@@ -18965,7 +18965,7 @@
               </w:rPr>
               <w:drawing>
                 <wp:inline distT="0" distB="0" distL="0" distR="0" wp14:anchorId="398637F8" wp14:editId="6D1E0393">
-                  <wp:extent cx="152400" cy="152400"/>
+                  <wp:extent cx="6858000" cy="6858000"/>
                   <wp:effectExtent l="0" t="0" r="0" b="0"/>
                   <wp:docPr id="40" name="Picture"/>
                   <wp:cNvGraphicFramePr/>
@@ -18987,7 +18987,7 @@
                         <pic:spPr bwMode="auto">
                           <a:xfrm>
                             <a:off x="0" y="0"/>
-                            <a:ext cx="152400" cy="152400"/>
+                            <a:ext cx="6858000" cy="6858000"/>
                           </a:xfrm>
                           <a:prstGeom prst="rect">
                             <a:avLst/>
@@ -23446,7 +23446,7 @@
               </w:rPr>
               <w:drawing>
                 <wp:inline distT="0" distB="0" distL="0" distR="0" wp14:anchorId="337C207B" wp14:editId="3BF6CEBF">
-                  <wp:extent cx="152400" cy="152400"/>
+                  <wp:extent cx="6858000" cy="6858000"/>
                   <wp:effectExtent l="0" t="0" r="0" b="0"/>
                   <wp:docPr id="44" name="Picture"/>
                   <wp:cNvGraphicFramePr/>
@@ -23468,7 +23468,7 @@
                         <pic:spPr bwMode="auto">
                           <a:xfrm>
                             <a:off x="0" y="0"/>
-                            <a:ext cx="152400" cy="152400"/>
+                            <a:ext cx="6858000" cy="6858000"/>
                           </a:xfrm>
                           <a:prstGeom prst="rect">
                             <a:avLst/>
@@ -23563,7 +23563,7 @@
         </w:rPr>
         <w:drawing>
           <wp:inline distT="0" distB="0" distL="0" distR="0" wp14:anchorId="06665AD8" wp14:editId="1FB7C1B3">
-            <wp:extent cx="5334000" cy="1948961"/>
+            <wp:extent cx="6858000" cy="2505807"/>
             <wp:effectExtent l="0" t="0" r="0" b="0"/>
             <wp:docPr id="47" name="Picture" descr="Intune update rings: pilot, broad, and production rings with compliance gate and Conditional Access enforcement"/>
             <wp:cNvGraphicFramePr/>
@@ -23585,7 +23585,7 @@
                   <pic:spPr bwMode="auto">
                     <a:xfrm>
                       <a:off x="0" y="0"/>
-                      <a:ext cx="5334000" cy="1948961"/>
+                      <a:ext cx="6858000" cy="2505807"/>
                     </a:xfrm>
                     <a:prstGeom prst="rect">
                       <a:avLst/>
@@ -30863,7 +30863,7 @@
               </w:rPr>
               <w:drawing>
                 <wp:inline distT="0" distB="0" distL="0" distR="0" wp14:anchorId="6814A729" wp14:editId="7B5DB93E">
-                  <wp:extent cx="152400" cy="152400"/>
+                  <wp:extent cx="6858000" cy="6858000"/>
                   <wp:effectExtent l="0" t="0" r="0" b="0"/>
                   <wp:docPr id="53" name="Picture"/>
                   <wp:cNvGraphicFramePr/>
@@ -30885,7 +30885,7 @@
                         <pic:spPr bwMode="auto">
                           <a:xfrm>
                             <a:off x="0" y="0"/>
-                            <a:ext cx="152400" cy="152400"/>
+                            <a:ext cx="6858000" cy="6858000"/>
                           </a:xfrm>
                           <a:prstGeom prst="rect">
                             <a:avLst/>
@@ -36796,7 +36796,7 @@
         </w:rPr>
         <w:drawing>
           <wp:inline distT="0" distB="0" distL="0" distR="0" wp14:anchorId="4C48261D" wp14:editId="06EB1475">
-            <wp:extent cx="5334000" cy="2560320"/>
+            <wp:extent cx="6858000" cy="3291840"/>
             <wp:effectExtent l="0" t="0" r="0" b="0"/>
             <wp:docPr id="62" name="Picture" descr="NIST control closure for Part 8 Vulnerability Management showing eight controls from RA-5 through CM-7(1) with before/after state and authority citations"/>
             <wp:cNvGraphicFramePr/>
@@ -36818,7 +36818,7 @@
                   <pic:spPr bwMode="auto">
                     <a:xfrm>
                       <a:off x="0" y="0"/>
-                      <a:ext cx="5334000" cy="2560320"/>
+                      <a:ext cx="6858000" cy="3291840"/>
                     </a:xfrm>
                     <a:prstGeom prst="rect">
                       <a:avLst/>
@@ -36918,7 +36918,7 @@
               </w:rPr>
               <w:drawing>
                 <wp:inline distT="0" distB="0" distL="0" distR="0" wp14:anchorId="5CF592F2" wp14:editId="541333D1">
-                  <wp:extent cx="152400" cy="152400"/>
+                  <wp:extent cx="6858000" cy="6858000"/>
                   <wp:effectExtent l="0" t="0" r="0" b="0"/>
                   <wp:docPr id="65" name="Picture"/>
                   <wp:cNvGraphicFramePr/>
@@ -36940,7 +36940,7 @@
                         <pic:spPr bwMode="auto">
                           <a:xfrm>
                             <a:off x="0" y="0"/>
-                            <a:ext cx="152400" cy="152400"/>
+                            <a:ext cx="6858000" cy="6858000"/>
                           </a:xfrm>
                           <a:prstGeom prst="rect">
                             <a:avLst/>
@@ -37278,7 +37278,7 @@
         <w:numRestart w:val="eachSect"/>
       </w:footnotePr>
       <w:pgSz w:w="12240" w:h="15840"/>
-      <w:pgMar w:top="1440" w:right="1440" w:bottom="1440" w:left="1440" w:header="720" w:footer="720" w:gutter="0"/>
+      <w:pgMar w:top="720" w:right="720" w:bottom="720" w:left="720" w:header="720" w:footer="720" w:gutter="0"/>
       <w:cols w:space="720"/>
     </w:sectPr>
   </w:body>

--- a/inbox/Application Aware Networking/Book_08_Federal_Application_Aware_Networking_Vulnerability_Management.docx
+++ b/inbox/Application Aware Networking/Book_08_Federal_Application_Aware_Networking_Vulnerability_Management.docx
@@ -1982,7 +1982,7 @@
               </w:rPr>
               <w:drawing>
                 <wp:inline distT="0" distB="0" distL="0" distR="0" wp14:anchorId="33352323" wp14:editId="1891C032">
-                  <wp:extent cx="6858000" cy="6858000"/>
+                  <wp:extent cx="304800" cy="304800"/>
                   <wp:effectExtent l="0" t="0" r="0" b="0"/>
                   <wp:docPr id="10" name="Picture"/>
                   <wp:cNvGraphicFramePr/>
@@ -2004,7 +2004,7 @@
                         <pic:spPr bwMode="auto">
                           <a:xfrm>
                             <a:off x="0" y="0"/>
-                            <a:ext cx="6858000" cy="6858000"/>
+                            <a:ext cx="304800" cy="304800"/>
                           </a:xfrm>
                           <a:prstGeom prst="rect">
                             <a:avLst/>
@@ -2151,7 +2151,7 @@
         </w:rPr>
         <w:drawing>
           <wp:inline distT="0" distB="0" distL="0" distR="0" wp14:anchorId="2A8706C5" wp14:editId="191B8DC8">
-            <wp:extent cx="6858000" cy="2637692"/>
+            <wp:extent cx="7772400" cy="2989384"/>
             <wp:effectExtent l="0" t="0" r="0" b="0"/>
             <wp:docPr id="13" name="Picture" descr="Defender VM and Arc scanning: agent channel and data flow from enrolled servers through Azure Monitor to Defender VM to KEV cross-reference and patch queue"/>
             <wp:cNvGraphicFramePr/>
@@ -2173,7 +2173,7 @@
                   <pic:spPr bwMode="auto">
                     <a:xfrm>
                       <a:off x="0" y="0"/>
-                      <a:ext cx="6858000" cy="2637692"/>
+                      <a:ext cx="7772400" cy="2989384"/>
                     </a:xfrm>
                     <a:prstGeom prst="rect">
                       <a:avLst/>
@@ -3158,7 +3158,7 @@
               </w:rPr>
               <w:drawing>
                 <wp:inline distT="0" distB="0" distL="0" distR="0" wp14:anchorId="13D46CFD" wp14:editId="5765CFA5">
-                  <wp:extent cx="6858000" cy="6858000"/>
+                  <wp:extent cx="304800" cy="304800"/>
                   <wp:effectExtent l="0" t="0" r="0" b="0"/>
                   <wp:docPr id="19" name="Picture"/>
                   <wp:cNvGraphicFramePr/>
@@ -3180,7 +3180,7 @@
                         <pic:spPr bwMode="auto">
                           <a:xfrm>
                             <a:off x="0" y="0"/>
-                            <a:ext cx="6858000" cy="6858000"/>
+                            <a:ext cx="304800" cy="304800"/>
                           </a:xfrm>
                           <a:prstGeom prst="rect">
                             <a:avLst/>
@@ -4272,7 +4272,7 @@
               </w:rPr>
               <w:drawing>
                 <wp:inline distT="0" distB="0" distL="0" distR="0" wp14:anchorId="46658CD1" wp14:editId="40D81840">
-                  <wp:extent cx="6858000" cy="6858000"/>
+                  <wp:extent cx="304800" cy="304800"/>
                   <wp:effectExtent l="0" t="0" r="0" b="0"/>
                   <wp:docPr id="25" name="Picture"/>
                   <wp:cNvGraphicFramePr/>
@@ -4294,7 +4294,7 @@
                         <pic:spPr bwMode="auto">
                           <a:xfrm>
                             <a:off x="0" y="0"/>
-                            <a:ext cx="6858000" cy="6858000"/>
+                            <a:ext cx="304800" cy="304800"/>
                           </a:xfrm>
                           <a:prstGeom prst="rect">
                             <a:avLst/>
@@ -8178,7 +8178,7 @@
               </w:rPr>
               <w:drawing>
                 <wp:inline distT="0" distB="0" distL="0" distR="0" wp14:anchorId="3D271F6C" wp14:editId="20ED59B6">
-                  <wp:extent cx="6858000" cy="6858000"/>
+                  <wp:extent cx="304800" cy="304800"/>
                   <wp:effectExtent l="0" t="0" r="0" b="0"/>
                   <wp:docPr id="28" name="Picture"/>
                   <wp:cNvGraphicFramePr/>
@@ -8200,7 +8200,7 @@
                         <pic:spPr bwMode="auto">
                           <a:xfrm>
                             <a:off x="0" y="0"/>
-                            <a:ext cx="6858000" cy="6858000"/>
+                            <a:ext cx="304800" cy="304800"/>
                           </a:xfrm>
                           <a:prstGeom prst="rect">
                             <a:avLst/>
@@ -18662,7 +18662,7 @@
         </w:rPr>
         <w:drawing>
           <wp:inline distT="0" distB="0" distL="0" distR="0" wp14:anchorId="688B96E4" wp14:editId="4E2894E0">
-            <wp:extent cx="6858000" cy="2769576"/>
+            <wp:extent cx="7772400" cy="3138853"/>
             <wp:effectExtent l="0" t="0" r="0" b="0"/>
             <wp:docPr id="34" name="Picture" descr="CISA KEV to patch queue: daily pull, CVE cross-reference, and SLA-prioritized queue output"/>
             <wp:cNvGraphicFramePr/>
@@ -18684,7 +18684,7 @@
                   <pic:spPr bwMode="auto">
                     <a:xfrm>
                       <a:off x="0" y="0"/>
-                      <a:ext cx="6858000" cy="2769576"/>
+                      <a:ext cx="7772400" cy="3138853"/>
                     </a:xfrm>
                     <a:prstGeom prst="rect">
                       <a:avLst/>
@@ -18765,7 +18765,7 @@
               </w:rPr>
               <w:drawing>
                 <wp:inline distT="0" distB="0" distL="0" distR="0" wp14:anchorId="05E42C5F" wp14:editId="1D86E792">
-                  <wp:extent cx="6858000" cy="6858000"/>
+                  <wp:extent cx="304800" cy="304800"/>
                   <wp:effectExtent l="0" t="0" r="0" b="0"/>
                   <wp:docPr id="36" name="Picture"/>
                   <wp:cNvGraphicFramePr/>
@@ -18787,7 +18787,7 @@
                         <pic:spPr bwMode="auto">
                           <a:xfrm>
                             <a:off x="0" y="0"/>
-                            <a:ext cx="6858000" cy="6858000"/>
+                            <a:ext cx="304800" cy="304800"/>
                           </a:xfrm>
                           <a:prstGeom prst="rect">
                             <a:avLst/>
@@ -18965,7 +18965,7 @@
               </w:rPr>
               <w:drawing>
                 <wp:inline distT="0" distB="0" distL="0" distR="0" wp14:anchorId="398637F8" wp14:editId="6D1E0393">
-                  <wp:extent cx="6858000" cy="6858000"/>
+                  <wp:extent cx="304800" cy="304800"/>
                   <wp:effectExtent l="0" t="0" r="0" b="0"/>
                   <wp:docPr id="40" name="Picture"/>
                   <wp:cNvGraphicFramePr/>
@@ -18987,7 +18987,7 @@
                         <pic:spPr bwMode="auto">
                           <a:xfrm>
                             <a:off x="0" y="0"/>
-                            <a:ext cx="6858000" cy="6858000"/>
+                            <a:ext cx="304800" cy="304800"/>
                           </a:xfrm>
                           <a:prstGeom prst="rect">
                             <a:avLst/>
@@ -23446,7 +23446,7 @@
               </w:rPr>
               <w:drawing>
                 <wp:inline distT="0" distB="0" distL="0" distR="0" wp14:anchorId="337C207B" wp14:editId="3BF6CEBF">
-                  <wp:extent cx="6858000" cy="6858000"/>
+                  <wp:extent cx="304800" cy="304800"/>
                   <wp:effectExtent l="0" t="0" r="0" b="0"/>
                   <wp:docPr id="44" name="Picture"/>
                   <wp:cNvGraphicFramePr/>
@@ -23468,7 +23468,7 @@
                         <pic:spPr bwMode="auto">
                           <a:xfrm>
                             <a:off x="0" y="0"/>
-                            <a:ext cx="6858000" cy="6858000"/>
+                            <a:ext cx="304800" cy="304800"/>
                           </a:xfrm>
                           <a:prstGeom prst="rect">
                             <a:avLst/>
@@ -23563,7 +23563,7 @@
         </w:rPr>
         <w:drawing>
           <wp:inline distT="0" distB="0" distL="0" distR="0" wp14:anchorId="06665AD8" wp14:editId="1FB7C1B3">
-            <wp:extent cx="6858000" cy="2505807"/>
+            <wp:extent cx="7772400" cy="2839915"/>
             <wp:effectExtent l="0" t="0" r="0" b="0"/>
             <wp:docPr id="47" name="Picture" descr="Intune update rings: pilot, broad, and production rings with compliance gate and Conditional Access enforcement"/>
             <wp:cNvGraphicFramePr/>
@@ -23585,7 +23585,7 @@
                   <pic:spPr bwMode="auto">
                     <a:xfrm>
                       <a:off x="0" y="0"/>
-                      <a:ext cx="6858000" cy="2505807"/>
+                      <a:ext cx="7772400" cy="2839915"/>
                     </a:xfrm>
                     <a:prstGeom prst="rect">
                       <a:avLst/>
@@ -30863,7 +30863,7 @@
               </w:rPr>
               <w:drawing>
                 <wp:inline distT="0" distB="0" distL="0" distR="0" wp14:anchorId="6814A729" wp14:editId="7B5DB93E">
-                  <wp:extent cx="6858000" cy="6858000"/>
+                  <wp:extent cx="304800" cy="304800"/>
                   <wp:effectExtent l="0" t="0" r="0" b="0"/>
                   <wp:docPr id="53" name="Picture"/>
                   <wp:cNvGraphicFramePr/>
@@ -30885,7 +30885,7 @@
                         <pic:spPr bwMode="auto">
                           <a:xfrm>
                             <a:off x="0" y="0"/>
-                            <a:ext cx="6858000" cy="6858000"/>
+                            <a:ext cx="304800" cy="304800"/>
                           </a:xfrm>
                           <a:prstGeom prst="rect">
                             <a:avLst/>
@@ -36796,7 +36796,7 @@
         </w:rPr>
         <w:drawing>
           <wp:inline distT="0" distB="0" distL="0" distR="0" wp14:anchorId="4C48261D" wp14:editId="06EB1475">
-            <wp:extent cx="6858000" cy="3291840"/>
+            <wp:extent cx="7772400" cy="3730752"/>
             <wp:effectExtent l="0" t="0" r="0" b="0"/>
             <wp:docPr id="62" name="Picture" descr="NIST control closure for Part 8 Vulnerability Management showing eight controls from RA-5 through CM-7(1) with before/after state and authority citations"/>
             <wp:cNvGraphicFramePr/>
@@ -36818,7 +36818,7 @@
                   <pic:spPr bwMode="auto">
                     <a:xfrm>
                       <a:off x="0" y="0"/>
-                      <a:ext cx="6858000" cy="3291840"/>
+                      <a:ext cx="7772400" cy="3730752"/>
                     </a:xfrm>
                     <a:prstGeom prst="rect">
                       <a:avLst/>
@@ -36918,7 +36918,7 @@
               </w:rPr>
               <w:drawing>
                 <wp:inline distT="0" distB="0" distL="0" distR="0" wp14:anchorId="5CF592F2" wp14:editId="541333D1">
-                  <wp:extent cx="6858000" cy="6858000"/>
+                  <wp:extent cx="304800" cy="304800"/>
                   <wp:effectExtent l="0" t="0" r="0" b="0"/>
                   <wp:docPr id="65" name="Picture"/>
                   <wp:cNvGraphicFramePr/>
@@ -36940,7 +36940,7 @@
                         <pic:spPr bwMode="auto">
                           <a:xfrm>
                             <a:off x="0" y="0"/>
-                            <a:ext cx="6858000" cy="6858000"/>
+                            <a:ext cx="304800" cy="304800"/>
                           </a:xfrm>
                           <a:prstGeom prst="rect">
                             <a:avLst/>

--- a/inbox/Application Aware Networking/Book_08_Federal_Application_Aware_Networking_Vulnerability_Management.docx
+++ b/inbox/Application Aware Networking/Book_08_Federal_Application_Aware_Networking_Vulnerability_Management.docx
@@ -1982,7 +1982,7 @@
               </w:rPr>
               <w:drawing>
                 <wp:inline distT="0" distB="0" distL="0" distR="0" wp14:anchorId="33352323" wp14:editId="1891C032">
-                  <wp:extent cx="152400" cy="152400"/>
+                  <wp:extent cx="304800" cy="304800"/>
                   <wp:effectExtent l="0" t="0" r="0" b="0"/>
                   <wp:docPr id="10" name="Picture"/>
                   <wp:cNvGraphicFramePr/>
@@ -2004,7 +2004,7 @@
                         <pic:spPr bwMode="auto">
                           <a:xfrm>
                             <a:off x="0" y="0"/>
-                            <a:ext cx="152400" cy="152400"/>
+                            <a:ext cx="304800" cy="304800"/>
                           </a:xfrm>
                           <a:prstGeom prst="rect">
                             <a:avLst/>
@@ -2151,7 +2151,7 @@
         </w:rPr>
         <w:drawing>
           <wp:inline distT="0" distB="0" distL="0" distR="0" wp14:anchorId="2A8706C5" wp14:editId="191B8DC8">
-            <wp:extent cx="5334000" cy="2051538"/>
+            <wp:extent cx="7772400" cy="2989384"/>
             <wp:effectExtent l="0" t="0" r="0" b="0"/>
             <wp:docPr id="13" name="Picture" descr="Defender VM and Arc scanning: agent channel and data flow from enrolled servers through Azure Monitor to Defender VM to KEV cross-reference and patch queue"/>
             <wp:cNvGraphicFramePr/>
@@ -2173,7 +2173,7 @@
                   <pic:spPr bwMode="auto">
                     <a:xfrm>
                       <a:off x="0" y="0"/>
-                      <a:ext cx="5334000" cy="2051538"/>
+                      <a:ext cx="7772400" cy="2989384"/>
                     </a:xfrm>
                     <a:prstGeom prst="rect">
                       <a:avLst/>
@@ -3158,7 +3158,7 @@
               </w:rPr>
               <w:drawing>
                 <wp:inline distT="0" distB="0" distL="0" distR="0" wp14:anchorId="13D46CFD" wp14:editId="5765CFA5">
-                  <wp:extent cx="152400" cy="152400"/>
+                  <wp:extent cx="304800" cy="304800"/>
                   <wp:effectExtent l="0" t="0" r="0" b="0"/>
                   <wp:docPr id="19" name="Picture"/>
                   <wp:cNvGraphicFramePr/>
@@ -3180,7 +3180,7 @@
                         <pic:spPr bwMode="auto">
                           <a:xfrm>
                             <a:off x="0" y="0"/>
-                            <a:ext cx="152400" cy="152400"/>
+                            <a:ext cx="304800" cy="304800"/>
                           </a:xfrm>
                           <a:prstGeom prst="rect">
                             <a:avLst/>
@@ -4272,7 +4272,7 @@
               </w:rPr>
               <w:drawing>
                 <wp:inline distT="0" distB="0" distL="0" distR="0" wp14:anchorId="46658CD1" wp14:editId="40D81840">
-                  <wp:extent cx="152400" cy="152400"/>
+                  <wp:extent cx="304800" cy="304800"/>
                   <wp:effectExtent l="0" t="0" r="0" b="0"/>
                   <wp:docPr id="25" name="Picture"/>
                   <wp:cNvGraphicFramePr/>
@@ -4294,7 +4294,7 @@
                         <pic:spPr bwMode="auto">
                           <a:xfrm>
                             <a:off x="0" y="0"/>
-                            <a:ext cx="152400" cy="152400"/>
+                            <a:ext cx="304800" cy="304800"/>
                           </a:xfrm>
                           <a:prstGeom prst="rect">
                             <a:avLst/>
@@ -8178,7 +8178,7 @@
               </w:rPr>
               <w:drawing>
                 <wp:inline distT="0" distB="0" distL="0" distR="0" wp14:anchorId="3D271F6C" wp14:editId="20ED59B6">
-                  <wp:extent cx="152400" cy="152400"/>
+                  <wp:extent cx="304800" cy="304800"/>
                   <wp:effectExtent l="0" t="0" r="0" b="0"/>
                   <wp:docPr id="28" name="Picture"/>
                   <wp:cNvGraphicFramePr/>
@@ -8200,7 +8200,7 @@
                         <pic:spPr bwMode="auto">
                           <a:xfrm>
                             <a:off x="0" y="0"/>
-                            <a:ext cx="152400" cy="152400"/>
+                            <a:ext cx="304800" cy="304800"/>
                           </a:xfrm>
                           <a:prstGeom prst="rect">
                             <a:avLst/>
@@ -18662,7 +18662,7 @@
         </w:rPr>
         <w:drawing>
           <wp:inline distT="0" distB="0" distL="0" distR="0" wp14:anchorId="688B96E4" wp14:editId="4E2894E0">
-            <wp:extent cx="5334000" cy="2154115"/>
+            <wp:extent cx="7772400" cy="3138853"/>
             <wp:effectExtent l="0" t="0" r="0" b="0"/>
             <wp:docPr id="34" name="Picture" descr="CISA KEV to patch queue: daily pull, CVE cross-reference, and SLA-prioritized queue output"/>
             <wp:cNvGraphicFramePr/>
@@ -18684,7 +18684,7 @@
                   <pic:spPr bwMode="auto">
                     <a:xfrm>
                       <a:off x="0" y="0"/>
-                      <a:ext cx="5334000" cy="2154115"/>
+                      <a:ext cx="7772400" cy="3138853"/>
                     </a:xfrm>
                     <a:prstGeom prst="rect">
                       <a:avLst/>
@@ -18765,7 +18765,7 @@
               </w:rPr>
               <w:drawing>
                 <wp:inline distT="0" distB="0" distL="0" distR="0" wp14:anchorId="05E42C5F" wp14:editId="1D86E792">
-                  <wp:extent cx="152400" cy="152400"/>
+                  <wp:extent cx="304800" cy="304800"/>
                   <wp:effectExtent l="0" t="0" r="0" b="0"/>
                   <wp:docPr id="36" name="Picture"/>
                   <wp:cNvGraphicFramePr/>
@@ -18787,7 +18787,7 @@
                         <pic:spPr bwMode="auto">
                           <a:xfrm>
                             <a:off x="0" y="0"/>
-                            <a:ext cx="152400" cy="152400"/>
+                            <a:ext cx="304800" cy="304800"/>
                           </a:xfrm>
                           <a:prstGeom prst="rect">
                             <a:avLst/>
@@ -18965,7 +18965,7 @@
               </w:rPr>
               <w:drawing>
                 <wp:inline distT="0" distB="0" distL="0" distR="0" wp14:anchorId="398637F8" wp14:editId="6D1E0393">
-                  <wp:extent cx="152400" cy="152400"/>
+                  <wp:extent cx="304800" cy="304800"/>
                   <wp:effectExtent l="0" t="0" r="0" b="0"/>
                   <wp:docPr id="40" name="Picture"/>
                   <wp:cNvGraphicFramePr/>
@@ -18987,7 +18987,7 @@
                         <pic:spPr bwMode="auto">
                           <a:xfrm>
                             <a:off x="0" y="0"/>
-                            <a:ext cx="152400" cy="152400"/>
+                            <a:ext cx="304800" cy="304800"/>
                           </a:xfrm>
                           <a:prstGeom prst="rect">
                             <a:avLst/>
@@ -23446,7 +23446,7 @@
               </w:rPr>
               <w:drawing>
                 <wp:inline distT="0" distB="0" distL="0" distR="0" wp14:anchorId="337C207B" wp14:editId="3BF6CEBF">
-                  <wp:extent cx="152400" cy="152400"/>
+                  <wp:extent cx="304800" cy="304800"/>
                   <wp:effectExtent l="0" t="0" r="0" b="0"/>
                   <wp:docPr id="44" name="Picture"/>
                   <wp:cNvGraphicFramePr/>
@@ -23468,7 +23468,7 @@
                         <pic:spPr bwMode="auto">
                           <a:xfrm>
                             <a:off x="0" y="0"/>
-                            <a:ext cx="152400" cy="152400"/>
+                            <a:ext cx="304800" cy="304800"/>
                           </a:xfrm>
                           <a:prstGeom prst="rect">
                             <a:avLst/>
@@ -23563,7 +23563,7 @@
         </w:rPr>
         <w:drawing>
           <wp:inline distT="0" distB="0" distL="0" distR="0" wp14:anchorId="06665AD8" wp14:editId="1FB7C1B3">
-            <wp:extent cx="5334000" cy="1948961"/>
+            <wp:extent cx="7772400" cy="2839915"/>
             <wp:effectExtent l="0" t="0" r="0" b="0"/>
             <wp:docPr id="47" name="Picture" descr="Intune update rings: pilot, broad, and production rings with compliance gate and Conditional Access enforcement"/>
             <wp:cNvGraphicFramePr/>
@@ -23585,7 +23585,7 @@
                   <pic:spPr bwMode="auto">
                     <a:xfrm>
                       <a:off x="0" y="0"/>
-                      <a:ext cx="5334000" cy="1948961"/>
+                      <a:ext cx="7772400" cy="2839915"/>
                     </a:xfrm>
                     <a:prstGeom prst="rect">
                       <a:avLst/>
@@ -30863,7 +30863,7 @@
               </w:rPr>
               <w:drawing>
                 <wp:inline distT="0" distB="0" distL="0" distR="0" wp14:anchorId="6814A729" wp14:editId="7B5DB93E">
-                  <wp:extent cx="152400" cy="152400"/>
+                  <wp:extent cx="304800" cy="304800"/>
                   <wp:effectExtent l="0" t="0" r="0" b="0"/>
                   <wp:docPr id="53" name="Picture"/>
                   <wp:cNvGraphicFramePr/>
@@ -30885,7 +30885,7 @@
                         <pic:spPr bwMode="auto">
                           <a:xfrm>
                             <a:off x="0" y="0"/>
-                            <a:ext cx="152400" cy="152400"/>
+                            <a:ext cx="304800" cy="304800"/>
                           </a:xfrm>
                           <a:prstGeom prst="rect">
                             <a:avLst/>
@@ -36796,7 +36796,7 @@
         </w:rPr>
         <w:drawing>
           <wp:inline distT="0" distB="0" distL="0" distR="0" wp14:anchorId="4C48261D" wp14:editId="06EB1475">
-            <wp:extent cx="5334000" cy="2560320"/>
+            <wp:extent cx="7772400" cy="3730752"/>
             <wp:effectExtent l="0" t="0" r="0" b="0"/>
             <wp:docPr id="62" name="Picture" descr="NIST control closure for Part 8 Vulnerability Management showing eight controls from RA-5 through CM-7(1) with before/after state and authority citations"/>
             <wp:cNvGraphicFramePr/>
@@ -36818,7 +36818,7 @@
                   <pic:spPr bwMode="auto">
                     <a:xfrm>
                       <a:off x="0" y="0"/>
-                      <a:ext cx="5334000" cy="2560320"/>
+                      <a:ext cx="7772400" cy="3730752"/>
                     </a:xfrm>
                     <a:prstGeom prst="rect">
                       <a:avLst/>
@@ -36918,7 +36918,7 @@
               </w:rPr>
               <w:drawing>
                 <wp:inline distT="0" distB="0" distL="0" distR="0" wp14:anchorId="5CF592F2" wp14:editId="541333D1">
-                  <wp:extent cx="152400" cy="152400"/>
+                  <wp:extent cx="304800" cy="304800"/>
                   <wp:effectExtent l="0" t="0" r="0" b="0"/>
                   <wp:docPr id="65" name="Picture"/>
                   <wp:cNvGraphicFramePr/>
@@ -36940,7 +36940,7 @@
                         <pic:spPr bwMode="auto">
                           <a:xfrm>
                             <a:off x="0" y="0"/>
-                            <a:ext cx="152400" cy="152400"/>
+                            <a:ext cx="304800" cy="304800"/>
                           </a:xfrm>
                           <a:prstGeom prst="rect">
                             <a:avLst/>
@@ -37278,7 +37278,7 @@
         <w:numRestart w:val="eachSect"/>
       </w:footnotePr>
       <w:pgSz w:w="12240" w:h="15840"/>
-      <w:pgMar w:top="1440" w:right="1440" w:bottom="1440" w:left="1440" w:header="720" w:footer="720" w:gutter="0"/>
+      <w:pgMar w:top="720" w:right="720" w:bottom="720" w:left="720" w:header="720" w:footer="720" w:gutter="0"/>
       <w:cols w:space="720"/>
     </w:sectPr>
   </w:body>
